--- a/Pharmacology I Exam 2/pharm-exam-2-antianginal-chart.docx
+++ b/Pharmacology I Exam 2/pharm-exam-2-antianginal-chart.docx
@@ -150,14 +150,14 @@
                 <w:b/>
                 <w:i w:val="0"/>
               </w:rPr>
-              <w:t>Two cells of the original comorbidity table are deliberately left out</w:t>
+              <w:t>Two cells of the comorbidity table are kept as the course teaches them</w:t>
             </w:r>
             <w:r>
               <w:rPr>
                 <w:b w:val="0"/>
                 <w:i w:val="0"/>
               </w:rPr>
-              <w:t xml:space="preserve"> (“prior myocardial infarction: avoid calcium channel blockers” and the diabetes row that makes non-dihydropyridines first line) because they are over-simplified and do not match current practice. </w:t>
+              <w:t xml:space="preserve"> (“prior myocardial infarction: avoid calcium channel blockers” and the diabetes row that makes non-dihydropyridines first line); both are simpler than current practice, which allows a non-dihydropyridine after infarction when a beta blocker cannot be used and still accepts a cardioselective beta blocker in diabetes. </w:t>
             </w:r>
             <w:r>
               <w:rPr>
@@ -171,7 +171,7 @@
                 <w:b w:val="0"/>
                 <w:i w:val="0"/>
               </w:rPr>
-              <w:t xml:space="preserve"> that is not established, so it is not repeated here. Patient education for nitroglycerin: store in the original container, traditional rule: replace tablets 3–6 months after opening (labeling uses the expiration date if kept in the original glass container), call emergency medical services if the first dose gives no relief after 5 minutes.</w:t>
+              <w:t xml:space="preserve"> that is not established, so it is not repeated here. Patient education for nitroglycerin: store in the original container; course rule: replace tablets 3–6 months after opening (current labeling uses the expiration date if kept in the original glass container), call emergency medical services if the first dose gives no relief after 5 minutes.</w:t>
             </w:r>
           </w:p>
         </w:tc>
@@ -576,7 +576,7 @@
                 <w:i w:val="0"/>
                 <w:sz w:val="18"/>
               </w:rPr>
-              <w:t xml:space="preserve"> in the absence of contraindications. First line when there is hypertension, a prior myocardial infarction or decreased left ventricular function. Also useful in anxiety, supraventricular arrhythmias and stable (compensated) heart failure.</w:t>
+              <w:t xml:space="preserve"> in the absence of contraindications. First line when there is hypertension, a prior myocardial infarction or decreased left ventricular function. In diabetes a cardioselective beta blocker is an alternative (course table). Also useful in anxiety, supraventricular arrhythmias and stable (compensated) heart failure.</w:t>
             </w:r>
           </w:p>
         </w:tc>
@@ -662,7 +662,7 @@
                 <w:i w:val="0"/>
                 <w:sz w:val="18"/>
               </w:rPr>
-              <w:t>; avoid non-cardioselective agents in asthma.</w:t>
+              <w:t>; avoid non-cardioselective agents in asthma and in diabetes (course table).</w:t>
             </w:r>
           </w:p>
         </w:tc>
@@ -1074,7 +1074,23 @@
                 <w:i w:val="0"/>
                 <w:sz w:val="18"/>
               </w:rPr>
-              <w:t xml:space="preserve"> (nifedipine). Contraindicated with systolic pressure below 100 mmHg. Avoid calcium channel blockers other than amlodipine in decreased left ventricular function.</w:t>
+              <w:t xml:space="preserve"> (nifedipine). Contraindicated with systolic pressure below 100 mmHg. Avoid calcium channel blockers other than amlodipine in decreased left ventricular function. </w:t>
+            </w:r>
+            <w:r>
+              <w:rPr>
+                <w:b/>
+                <w:i w:val="0"/>
+                <w:sz w:val="18"/>
+              </w:rPr>
+              <w:t>After a myocardial infarction the course table says to avoid calcium channel blockers</w:t>
+            </w:r>
+            <w:r>
+              <w:rPr>
+                <w:b w:val="0"/>
+                <w:i w:val="0"/>
+                <w:sz w:val="18"/>
+              </w:rPr>
+              <w:t xml:space="preserve"> (current practice allows a non-dihydropyridine when a beta blocker cannot be used).</w:t>
             </w:r>
           </w:p>
         </w:tc>
@@ -1376,7 +1392,23 @@
                 <w:i w:val="0"/>
                 <w:sz w:val="18"/>
               </w:rPr>
-              <w:t xml:space="preserve"> when beta blockers are contraindicated or not tolerated. Chosen (as a class) for vasospastic angina, asthma, severe peripheral vascular disease and uncontrolled diabetes (not for left ventricular dysfunction). Avoid in bradycardia or atrioventricular block.</w:t>
+              <w:t xml:space="preserve"> when beta blockers are contraindicated or not tolerated. Chosen (as a class) for vasospastic angina, asthma, severe peripheral vascular disease and uncontrolled diabetes (not for left ventricular dysfunction). </w:t>
+            </w:r>
+            <w:r>
+              <w:rPr>
+                <w:b/>
+                <w:i w:val="0"/>
+                <w:sz w:val="18"/>
+              </w:rPr>
+              <w:t>First line in diabetes</w:t>
+            </w:r>
+            <w:r>
+              <w:rPr>
+                <w:b w:val="0"/>
+                <w:i w:val="0"/>
+                <w:sz w:val="18"/>
+              </w:rPr>
+              <w:t xml:space="preserve"> when there is no other reason for a beta blocker (course table; current practice also accepts a cardioselective beta blocker). Avoid in bradycardia or atrioventricular block.</w:t>
             </w:r>
           </w:p>
         </w:tc>
@@ -1446,7 +1478,15 @@
                 <w:i w:val="0"/>
                 <w:sz w:val="18"/>
               </w:rPr>
-              <w:t xml:space="preserve"> with a concurrent beta blocker.</w:t>
+              <w:t xml:space="preserve"> with a concurrent beta blocker. </w:t>
+            </w:r>
+            <w:r>
+              <w:rPr>
+                <w:b/>
+                <w:i w:val="0"/>
+                <w:sz w:val="18"/>
+              </w:rPr>
+              <w:t>After a myocardial infarction the course table says to avoid calcium channel blockers.</w:t>
             </w:r>
           </w:p>
         </w:tc>
@@ -1865,7 +1905,7 @@
                 <w:i w:val="0"/>
                 <w:sz w:val="18"/>
               </w:rPr>
-              <w:t>traditional rule: replace tablets 3–6 months after opening</w:t>
+              <w:t>course rule: replace tablets 3–6 months after opening</w:t>
             </w:r>
             <w:r>
               <w:rPr>
@@ -1873,7 +1913,7 @@
                 <w:i w:val="0"/>
                 <w:sz w:val="18"/>
               </w:rPr>
-              <w:t xml:space="preserve"> (labeling uses the expiration date if kept in the tightly closed original glass container); apply or spray under the tongue; warn about orthostatic hypotension; </w:t>
+              <w:t xml:space="preserve"> (current labeling uses the expiration date if kept in the tightly closed original glass container); apply or spray under the tongue; warn about orthostatic hypotension; </w:t>
             </w:r>
             <w:r>
               <w:rPr>
